--- a/demo/预览样本.docx
+++ b/demo/预览样本.docx
@@ -108,7 +108,7 @@
         <w:tc>
           <w:p>
             <w:r>
-              <w:t>remote-hub.exe up</w:t>
+              <w:t>postbox.exe up</w:t>
             </w:r>
           </w:p>
         </w:tc>
